--- a/Sprint20261005-20261016/HERO-69449_20261009_091809.docx
+++ b/Sprint20261005-20261016/HERO-69449_20261009_091809.docx
@@ -2508,1060 +2508,6 @@
         <w:t>4. "Undefined" is shown for items without department or category as expected</w:t>
       </w:r>
     </w:p>
-    <w:p>
-      <w:pPr>
-        <w:spacing w:before="200" w:after="120"/>
-      </w:pPr>
-      <w:r>
-        <w:rPr>
-          <w:rFonts w:ascii="Arial" w:hAnsi="Arial" w:eastAsia="Arial" w:cs="Arial"/>
-          <w:b/>
-          <w:color w:val="000000"/>
-          <w:sz w:val="26"/>
-          <w:u w:val="single"/>
-        </w:rPr>
-        <w:t>Appendix</w:t>
-      </w:r>
-    </w:p>
-    <w:p>
-      <w:pPr>
-        <w:spacing w:before="160" w:after="80"/>
-      </w:pPr>
-      <w:r>
-        <w:rPr>
-          <w:rFonts w:ascii="Arial" w:hAnsi="Arial" w:eastAsia="Arial" w:cs="Arial"/>
-          <w:b/>
-          <w:color w:val="001EFF"/>
-          <w:sz w:val="24"/>
-          <w:u w:val="none"/>
-        </w:rPr>
-        <w:t>Bug Description (HERO-69449)</w:t>
-      </w:r>
-    </w:p>
-    <w:p>
-      <w:pPr>
-        <w:spacing w:before="0" w:after="80"/>
-      </w:pPr>
-      <w:r>
-        <w:rPr>
-          <w:rFonts w:ascii="Arial" w:hAnsi="Arial" w:eastAsia="Arial" w:cs="Arial"/>
-          <w:b/>
-          <w:color w:val="000000"/>
-          <w:sz w:val="20"/>
-          <w:u w:val="none"/>
-        </w:rPr>
-        <w:t>Component:</w:t>
-      </w:r>
-      <w:r>
-        <w:rPr>
-          <w:rFonts w:ascii="Arial" w:hAnsi="Arial" w:eastAsia="Arial" w:cs="Arial"/>
-          <w:b w:val="0"/>
-          <w:color w:val="000000"/>
-          <w:sz w:val="20"/>
-          <w:u w:val="none"/>
-        </w:rPr>
-        <w:t xml:space="preserve"> CORE</w:t>
-      </w:r>
-    </w:p>
-    <w:p>
-      <w:pPr>
-        <w:spacing w:before="0" w:after="80"/>
-      </w:pPr>
-      <w:r>
-        <w:rPr>
-          <w:rFonts w:ascii="Arial" w:hAnsi="Arial" w:eastAsia="Arial" w:cs="Arial"/>
-          <w:b/>
-          <w:color w:val="000000"/>
-          <w:sz w:val="20"/>
-          <w:u w:val="none"/>
-        </w:rPr>
-        <w:t>Current Behavior:</w:t>
-      </w:r>
-    </w:p>
-    <w:p>
-      <w:pPr>
-        <w:spacing w:before="0" w:after="80"/>
-      </w:pPr>
-      <w:r>
-        <w:rPr>
-          <w:rFonts w:ascii="Arial" w:hAnsi="Arial" w:eastAsia="Arial" w:cs="Arial"/>
-          <w:b w:val="0"/>
-          <w:color w:val="000000"/>
-          <w:sz w:val="20"/>
-          <w:u w:val="none"/>
-        </w:rPr>
-        <w:t>Under Menu Management &gt; Groupings &gt; Item Departments and Menu Management &gt; Groupings &gt; Item Categories, the label on the "Selectable" column is mis-spelt as "not_selecatble".</w:t>
-      </w:r>
-    </w:p>
-    <w:p>
-      <w:pPr>
-        <w:spacing w:before="0" w:after="80"/>
-      </w:pPr>
-      <w:r>
-        <w:rPr>
-          <w:rFonts w:ascii="Arial" w:hAnsi="Arial" w:eastAsia="Arial" w:cs="Arial"/>
-          <w:b/>
-          <w:color w:val="000000"/>
-          <w:sz w:val="20"/>
-          <w:u w:val="none"/>
-        </w:rPr>
-        <w:t>Expected Result:</w:t>
-      </w:r>
-    </w:p>
-    <w:p>
-      <w:pPr>
-        <w:spacing w:before="0" w:after="80"/>
-      </w:pPr>
-      <w:r>
-        <w:rPr>
-          <w:rFonts w:ascii="Arial" w:hAnsi="Arial" w:eastAsia="Arial" w:cs="Arial"/>
-          <w:b w:val="0"/>
-          <w:color w:val="000000"/>
-          <w:sz w:val="20"/>
-          <w:u w:val="none"/>
-        </w:rPr>
-        <w:t>The label should spell correctly with proper translation.</w:t>
-      </w:r>
-    </w:p>
-    <w:p>
-      <w:pPr>
-        <w:spacing w:before="160" w:after="80"/>
-      </w:pPr>
-      <w:r>
-        <w:rPr>
-          <w:rFonts w:ascii="Arial" w:hAnsi="Arial" w:eastAsia="Arial" w:cs="Arial"/>
-          <w:b/>
-          <w:color w:val="001EFF"/>
-          <w:sz w:val="24"/>
-          <w:u w:val="none"/>
-        </w:rPr>
-        <w:t>Release Notes (Version 1.2.116.0)</w:t>
-      </w:r>
-    </w:p>
-    <w:p>
-      <w:pPr>
-        <w:spacing w:before="0" w:after="40"/>
-        <w:ind w:left="360" w:hanging="240"/>
-      </w:pPr>
-      <w:r>
-        <w:rPr>
-          <w:rFonts w:ascii="Arial" w:hAnsi="Arial" w:eastAsia="Arial" w:cs="Arial"/>
-          <w:b w:val="0"/>
-          <w:color w:val="000000"/>
-          <w:sz w:val="20"/>
-          <w:u w:val="none"/>
-        </w:rPr>
-        <w:t xml:space="preserve">• </w:t>
-      </w:r>
-      <w:r>
-        <w:rPr>
-          <w:rFonts w:ascii="Arial" w:hAnsi="Arial" w:eastAsia="Arial" w:cs="Arial"/>
-          <w:b/>
-          <w:color w:val="000000"/>
-          <w:sz w:val="20"/>
-          <w:u w:val="none"/>
-        </w:rPr>
-        <w:t>Release Date:</w:t>
-      </w:r>
-      <w:r>
-        <w:rPr>
-          <w:rFonts w:ascii="Arial" w:hAnsi="Arial" w:eastAsia="Arial" w:cs="Arial"/>
-          <w:b w:val="0"/>
-          <w:color w:val="000000"/>
-          <w:sz w:val="20"/>
-          <w:u w:val="none"/>
-        </w:rPr>
-        <w:t xml:space="preserve"> 2026-11-04</w:t>
-      </w:r>
-    </w:p>
-    <w:p>
-      <w:pPr>
-        <w:spacing w:before="0" w:after="40"/>
-        <w:ind w:left="360" w:hanging="240"/>
-      </w:pPr>
-      <w:r>
-        <w:rPr>
-          <w:rFonts w:ascii="Arial" w:hAnsi="Arial" w:eastAsia="Arial" w:cs="Arial"/>
-          <w:b w:val="0"/>
-          <w:color w:val="000000"/>
-          <w:sz w:val="20"/>
-          <w:u w:val="none"/>
-        </w:rPr>
-        <w:t xml:space="preserve">• </w:t>
-      </w:r>
-      <w:r>
-        <w:rPr>
-          <w:rFonts w:ascii="Arial" w:hAnsi="Arial" w:eastAsia="Arial" w:cs="Arial"/>
-          <w:b/>
-          <w:color w:val="000000"/>
-          <w:sz w:val="20"/>
-          <w:u w:val="none"/>
-        </w:rPr>
-        <w:t>Bug Fix:</w:t>
-      </w:r>
-      <w:r>
-        <w:rPr>
-          <w:rFonts w:ascii="Arial" w:hAnsi="Arial" w:eastAsia="Arial" w:cs="Arial"/>
-          <w:b w:val="0"/>
-          <w:color w:val="000000"/>
-          <w:sz w:val="20"/>
-          <w:u w:val="none"/>
-        </w:rPr>
-        <w:t xml:space="preserve"> [JIRA-69449] [Bug fix] Mix spelling mistake on item Department and item Category page</w:t>
-      </w:r>
-    </w:p>
-    <w:p>
-      <w:pPr>
-        <w:spacing w:before="0" w:after="40"/>
-        <w:ind w:left="360" w:hanging="240"/>
-      </w:pPr>
-      <w:r>
-        <w:rPr>
-          <w:rFonts w:ascii="Arial" w:hAnsi="Arial" w:eastAsia="Arial" w:cs="Arial"/>
-          <w:b w:val="0"/>
-          <w:color w:val="000000"/>
-          <w:sz w:val="20"/>
-          <w:u w:val="none"/>
-        </w:rPr>
-        <w:t xml:space="preserve">• </w:t>
-      </w:r>
-      <w:r>
-        <w:rPr>
-          <w:rFonts w:ascii="Arial" w:hAnsi="Arial" w:eastAsia="Arial" w:cs="Arial"/>
-          <w:b/>
-          <w:color w:val="000000"/>
-          <w:sz w:val="20"/>
-          <w:u w:val="none"/>
-        </w:rPr>
-        <w:t>Description:</w:t>
-      </w:r>
-      <w:r>
-        <w:rPr>
-          <w:rFonts w:ascii="Arial" w:hAnsi="Arial" w:eastAsia="Arial" w:cs="Arial"/>
-          <w:b w:val="0"/>
-          <w:color w:val="000000"/>
-          <w:sz w:val="20"/>
-          <w:u w:val="none"/>
-        </w:rPr>
-        <w:t xml:space="preserve"> Under Menu Management &gt; Groupings &gt; Item Departments and Menu Management &gt; Groupings &gt; Item Categories, the Label on the "Selectable" column is mis-spelt as "not_selecatble".</w:t>
-      </w:r>
-    </w:p>
-    <w:p>
-      <w:pPr>
-        <w:spacing w:before="0" w:after="40"/>
-        <w:ind w:left="360" w:hanging="240"/>
-      </w:pPr>
-      <w:r>
-        <w:rPr>
-          <w:rFonts w:ascii="Arial" w:hAnsi="Arial" w:eastAsia="Arial" w:cs="Arial"/>
-          <w:b w:val="0"/>
-          <w:color w:val="000000"/>
-          <w:sz w:val="20"/>
-          <w:u w:val="none"/>
-        </w:rPr>
-        <w:t xml:space="preserve">• </w:t>
-      </w:r>
-      <w:r>
-        <w:rPr>
-          <w:rFonts w:ascii="Arial" w:hAnsi="Arial" w:eastAsia="Arial" w:cs="Arial"/>
-          <w:b/>
-          <w:color w:val="000000"/>
-          <w:sz w:val="20"/>
-          <w:u w:val="none"/>
-        </w:rPr>
-        <w:t>Setup:</w:t>
-      </w:r>
-      <w:r>
-        <w:rPr>
-          <w:rFonts w:ascii="Arial" w:hAnsi="Arial" w:eastAsia="Arial" w:cs="Arial"/>
-          <w:b w:val="0"/>
-          <w:color w:val="000000"/>
-          <w:sz w:val="20"/>
-          <w:u w:val="none"/>
-        </w:rPr>
-        <w:t xml:space="preserve"> No new setup is required</w:t>
-      </w:r>
-    </w:p>
-    <w:p>
-      <w:pPr>
-        <w:spacing w:before="0" w:after="40"/>
-        <w:ind w:left="360" w:hanging="240"/>
-      </w:pPr>
-      <w:r>
-        <w:rPr>
-          <w:rFonts w:ascii="Arial" w:hAnsi="Arial" w:eastAsia="Arial" w:cs="Arial"/>
-          <w:b w:val="0"/>
-          <w:color w:val="000000"/>
-          <w:sz w:val="20"/>
-          <w:u w:val="none"/>
-        </w:rPr>
-        <w:t xml:space="preserve">• </w:t>
-      </w:r>
-      <w:r>
-        <w:rPr>
-          <w:rFonts w:ascii="Arial" w:hAnsi="Arial" w:eastAsia="Arial" w:cs="Arial"/>
-          <w:b/>
-          <w:color w:val="000000"/>
-          <w:sz w:val="20"/>
-          <w:u w:val="none"/>
-        </w:rPr>
-        <w:t>Fix:</w:t>
-      </w:r>
-      <w:r>
-        <w:rPr>
-          <w:rFonts w:ascii="Arial" w:hAnsi="Arial" w:eastAsia="Arial" w:cs="Arial"/>
-          <w:b w:val="0"/>
-          <w:color w:val="000000"/>
-          <w:sz w:val="20"/>
-          <w:u w:val="none"/>
-        </w:rPr>
-        <w:t xml:space="preserve"> The Label on the "Selectable" column is properly translated now on both Menu Management &gt; Groupings &gt; Item Departments and Menu Management &gt; Groupings &gt; Item Categories pages.</w:t>
-      </w:r>
-    </w:p>
-    <w:p>
-      <w:pPr>
-        <w:spacing w:before="160" w:after="80"/>
-      </w:pPr>
-      <w:r>
-        <w:rPr>
-          <w:rFonts w:ascii="Arial" w:hAnsi="Arial" w:eastAsia="Arial" w:cs="Arial"/>
-          <w:b/>
-          <w:color w:val="001EFF"/>
-          <w:sz w:val="24"/>
-          <w:u w:val="none"/>
-        </w:rPr>
-        <w:t>Regression Test Scope - Related Modules and Functions</w:t>
-      </w:r>
-    </w:p>
-    <w:tbl>
-      <w:tblPr>
-        <w:tblStyle w:val="TableGrid"/>
-        <w:tblW w:type="auto" w:w="0"/>
-        <w:jc w:val="left"/>
-        <w:tblLook w:firstColumn="1" w:firstRow="1" w:lastColumn="0" w:lastRow="0" w:noHBand="0" w:noVBand="1" w:val="04A0"/>
-      </w:tblPr>
-      <w:tblGrid>
-        <w:gridCol w:w="2880"/>
-        <w:gridCol w:w="2880"/>
-        <w:gridCol w:w="2880"/>
-      </w:tblGrid>
-      <w:tr>
-        <w:tc>
-          <w:tcPr>
-            <w:tcW w:type="dxa" w:w="2880"/>
-          </w:tcPr>
-          <w:p>
-            <w:pPr>
-              <w:spacing w:before="0" w:after="20"/>
-            </w:pPr>
-            <w:r/>
-            <w:r>
-              <w:rPr>
-                <w:rFonts w:ascii="Arial" w:hAnsi="Arial" w:eastAsia="Arial" w:cs="Arial"/>
-                <w:b/>
-                <w:color w:val="000000"/>
-                <w:sz w:val="18"/>
-                <w:u w:val="none"/>
-              </w:rPr>
-              <w:t>Module / Function</w:t>
-            </w:r>
-          </w:p>
-        </w:tc>
-        <w:tc>
-          <w:tcPr>
-            <w:tcW w:type="dxa" w:w="2880"/>
-          </w:tcPr>
-          <w:p>
-            <w:pPr>
-              <w:spacing w:before="0" w:after="20"/>
-            </w:pPr>
-            <w:r/>
-            <w:r>
-              <w:rPr>
-                <w:rFonts w:ascii="Arial" w:hAnsi="Arial" w:eastAsia="Arial" w:cs="Arial"/>
-                <w:b/>
-                <w:color w:val="000000"/>
-                <w:sz w:val="18"/>
-                <w:u w:val="none"/>
-              </w:rPr>
-              <w:t>Related Report</w:t>
-            </w:r>
-          </w:p>
-        </w:tc>
-        <w:tc>
-          <w:tcPr>
-            <w:tcW w:type="dxa" w:w="2880"/>
-          </w:tcPr>
-          <w:p>
-            <w:pPr>
-              <w:spacing w:before="0" w:after="20"/>
-            </w:pPr>
-            <w:r/>
-            <w:r>
-              <w:rPr>
-                <w:rFonts w:ascii="Arial" w:hAnsi="Arial" w:eastAsia="Arial" w:cs="Arial"/>
-                <w:b/>
-                <w:color w:val="000000"/>
-                <w:sz w:val="18"/>
-                <w:u w:val="none"/>
-              </w:rPr>
-              <w:t>Regression Focus</w:t>
-            </w:r>
-          </w:p>
-        </w:tc>
-      </w:tr>
-      <w:tr>
-        <w:tc>
-          <w:tcPr>
-            <w:tcW w:type="dxa" w:w="2880"/>
-          </w:tcPr>
-          <w:p>
-            <w:pPr>
-              <w:spacing w:before="0" w:after="20"/>
-            </w:pPr>
-            <w:r/>
-            <w:r>
-              <w:rPr>
-                <w:rFonts w:ascii="Arial" w:hAnsi="Arial" w:eastAsia="Arial" w:cs="Arial"/>
-                <w:b w:val="0"/>
-                <w:color w:val="000000"/>
-                <w:sz w:val="18"/>
-                <w:u w:val="none"/>
-              </w:rPr>
-              <w:t>Menu Management &gt; Groupings &gt; Item Departments</w:t>
-            </w:r>
-          </w:p>
-        </w:tc>
-        <w:tc>
-          <w:tcPr>
-            <w:tcW w:type="dxa" w:w="2880"/>
-          </w:tcPr>
-          <w:p>
-            <w:pPr>
-              <w:spacing w:before="0" w:after="20"/>
-            </w:pPr>
-            <w:r/>
-            <w:r>
-              <w:rPr>
-                <w:rFonts w:ascii="Arial" w:hAnsi="Arial" w:eastAsia="Arial" w:cs="Arial"/>
-                <w:b w:val="0"/>
-                <w:color w:val="000000"/>
-                <w:sz w:val="18"/>
-                <w:u w:val="none"/>
-              </w:rPr>
-              <w:t>-</w:t>
-            </w:r>
-          </w:p>
-        </w:tc>
-        <w:tc>
-          <w:tcPr>
-            <w:tcW w:type="dxa" w:w="2880"/>
-          </w:tcPr>
-          <w:p>
-            <w:pPr>
-              <w:spacing w:before="0" w:after="20"/>
-            </w:pPr>
-            <w:r/>
-            <w:r>
-              <w:rPr>
-                <w:rFonts w:ascii="Arial" w:hAnsi="Arial" w:eastAsia="Arial" w:cs="Arial"/>
-                <w:b w:val="0"/>
-                <w:color w:val="000000"/>
-                <w:sz w:val="18"/>
-                <w:u w:val="none"/>
-              </w:rPr>
-              <w:t>Verify "Selectable" column label spelling, translation, and data integrity</w:t>
-            </w:r>
-          </w:p>
-        </w:tc>
-      </w:tr>
-      <w:tr>
-        <w:tc>
-          <w:tcPr>
-            <w:tcW w:type="dxa" w:w="2880"/>
-          </w:tcPr>
-          <w:p>
-            <w:pPr>
-              <w:spacing w:before="0" w:after="20"/>
-            </w:pPr>
-            <w:r/>
-            <w:r>
-              <w:rPr>
-                <w:rFonts w:ascii="Arial" w:hAnsi="Arial" w:eastAsia="Arial" w:cs="Arial"/>
-                <w:b w:val="0"/>
-                <w:color w:val="000000"/>
-                <w:sz w:val="18"/>
-                <w:u w:val="none"/>
-              </w:rPr>
-              <w:t>Menu Management &gt; Groupings &gt; Item Categories</w:t>
-            </w:r>
-          </w:p>
-        </w:tc>
-        <w:tc>
-          <w:tcPr>
-            <w:tcW w:type="dxa" w:w="2880"/>
-          </w:tcPr>
-          <w:p>
-            <w:pPr>
-              <w:spacing w:before="0" w:after="20"/>
-            </w:pPr>
-            <w:r/>
-            <w:r>
-              <w:rPr>
-                <w:rFonts w:ascii="Arial" w:hAnsi="Arial" w:eastAsia="Arial" w:cs="Arial"/>
-                <w:b w:val="0"/>
-                <w:color w:val="000000"/>
-                <w:sz w:val="18"/>
-                <w:u w:val="none"/>
-              </w:rPr>
-              <w:t>-</w:t>
-            </w:r>
-          </w:p>
-        </w:tc>
-        <w:tc>
-          <w:tcPr>
-            <w:tcW w:type="dxa" w:w="2880"/>
-          </w:tcPr>
-          <w:p>
-            <w:pPr>
-              <w:spacing w:before="0" w:after="20"/>
-            </w:pPr>
-            <w:r/>
-            <w:r>
-              <w:rPr>
-                <w:rFonts w:ascii="Arial" w:hAnsi="Arial" w:eastAsia="Arial" w:cs="Arial"/>
-                <w:b w:val="0"/>
-                <w:color w:val="000000"/>
-                <w:sz w:val="18"/>
-                <w:u w:val="none"/>
-              </w:rPr>
-              <w:t>Verify "Selectable" column label spelling, translation, and data integrity</w:t>
-            </w:r>
-          </w:p>
-        </w:tc>
-      </w:tr>
-      <w:tr>
-        <w:tc>
-          <w:tcPr>
-            <w:tcW w:type="dxa" w:w="2880"/>
-          </w:tcPr>
-          <w:p>
-            <w:pPr>
-              <w:spacing w:before="0" w:after="20"/>
-            </w:pPr>
-            <w:r/>
-            <w:r>
-              <w:rPr>
-                <w:rFonts w:ascii="Arial" w:hAnsi="Arial" w:eastAsia="Arial" w:cs="Arial"/>
-                <w:b w:val="0"/>
-                <w:color w:val="000000"/>
-                <w:sz w:val="18"/>
-                <w:u w:val="none"/>
-              </w:rPr>
-              <w:t>Multi-language Translation System</w:t>
-            </w:r>
-          </w:p>
-        </w:tc>
-        <w:tc>
-          <w:tcPr>
-            <w:tcW w:type="dxa" w:w="2880"/>
-          </w:tcPr>
-          <w:p>
-            <w:pPr>
-              <w:spacing w:before="0" w:after="20"/>
-            </w:pPr>
-            <w:r/>
-            <w:r>
-              <w:rPr>
-                <w:rFonts w:ascii="Arial" w:hAnsi="Arial" w:eastAsia="Arial" w:cs="Arial"/>
-                <w:b w:val="0"/>
-                <w:color w:val="000000"/>
-                <w:sz w:val="18"/>
-                <w:u w:val="none"/>
-              </w:rPr>
-              <w:t>-</w:t>
-            </w:r>
-          </w:p>
-        </w:tc>
-        <w:tc>
-          <w:tcPr>
-            <w:tcW w:type="dxa" w:w="2880"/>
-          </w:tcPr>
-          <w:p>
-            <w:pPr>
-              <w:spacing w:before="0" w:after="20"/>
-            </w:pPr>
-            <w:r/>
-            <w:r>
-              <w:rPr>
-                <w:rFonts w:ascii="Arial" w:hAnsi="Arial" w:eastAsia="Arial" w:cs="Arial"/>
-                <w:b w:val="0"/>
-                <w:color w:val="000000"/>
-                <w:sz w:val="18"/>
-                <w:u w:val="none"/>
-              </w:rPr>
-              <w:t>Verify "Selectable" label is properly translated across all installed languages</w:t>
-            </w:r>
-          </w:p>
-        </w:tc>
-      </w:tr>
-      <w:tr>
-        <w:tc>
-          <w:tcPr>
-            <w:tcW w:type="dxa" w:w="2880"/>
-          </w:tcPr>
-          <w:p>
-            <w:pPr>
-              <w:spacing w:before="0" w:after="20"/>
-            </w:pPr>
-            <w:r/>
-            <w:r>
-              <w:rPr>
-                <w:rFonts w:ascii="Arial" w:hAnsi="Arial" w:eastAsia="Arial" w:cs="Arial"/>
-                <w:b w:val="0"/>
-                <w:color w:val="000000"/>
-                <w:sz w:val="18"/>
-                <w:u w:val="none"/>
-              </w:rPr>
-              <w:t>Item Department Selectable Setting</w:t>
-            </w:r>
-          </w:p>
-        </w:tc>
-        <w:tc>
-          <w:tcPr>
-            <w:tcW w:type="dxa" w:w="2880"/>
-          </w:tcPr>
-          <w:p>
-            <w:pPr>
-              <w:spacing w:before="0" w:after="20"/>
-            </w:pPr>
-            <w:r/>
-            <w:r>
-              <w:rPr>
-                <w:rFonts w:ascii="Arial" w:hAnsi="Arial" w:eastAsia="Arial" w:cs="Arial"/>
-                <w:b w:val="0"/>
-                <w:color w:val="000000"/>
-                <w:sz w:val="18"/>
-                <w:u w:val="none"/>
-              </w:rPr>
-              <w:t>-</w:t>
-            </w:r>
-          </w:p>
-        </w:tc>
-        <w:tc>
-          <w:tcPr>
-            <w:tcW w:type="dxa" w:w="2880"/>
-          </w:tcPr>
-          <w:p>
-            <w:pPr>
-              <w:spacing w:before="0" w:after="20"/>
-            </w:pPr>
-            <w:r/>
-            <w:r>
-              <w:rPr>
-                <w:rFonts w:ascii="Arial" w:hAnsi="Arial" w:eastAsia="Arial" w:cs="Arial"/>
-                <w:b w:val="0"/>
-                <w:color w:val="000000"/>
-                <w:sz w:val="18"/>
-                <w:u w:val="none"/>
-              </w:rPr>
-              <w:t>Verify Selectable setting controls department visibility in item assignment</w:t>
-            </w:r>
-          </w:p>
-        </w:tc>
-      </w:tr>
-      <w:tr>
-        <w:tc>
-          <w:tcPr>
-            <w:tcW w:type="dxa" w:w="2880"/>
-          </w:tcPr>
-          <w:p>
-            <w:pPr>
-              <w:spacing w:before="0" w:after="20"/>
-            </w:pPr>
-            <w:r/>
-            <w:r>
-              <w:rPr>
-                <w:rFonts w:ascii="Arial" w:hAnsi="Arial" w:eastAsia="Arial" w:cs="Arial"/>
-                <w:b w:val="0"/>
-                <w:color w:val="000000"/>
-                <w:sz w:val="18"/>
-                <w:u w:val="none"/>
-              </w:rPr>
-              <w:t>Item Category Selectable Setting</w:t>
-            </w:r>
-          </w:p>
-        </w:tc>
-        <w:tc>
-          <w:tcPr>
-            <w:tcW w:type="dxa" w:w="2880"/>
-          </w:tcPr>
-          <w:p>
-            <w:pPr>
-              <w:spacing w:before="0" w:after="20"/>
-            </w:pPr>
-            <w:r/>
-            <w:r>
-              <w:rPr>
-                <w:rFonts w:ascii="Arial" w:hAnsi="Arial" w:eastAsia="Arial" w:cs="Arial"/>
-                <w:b w:val="0"/>
-                <w:color w:val="000000"/>
-                <w:sz w:val="18"/>
-                <w:u w:val="none"/>
-              </w:rPr>
-              <w:t>-</w:t>
-            </w:r>
-          </w:p>
-        </w:tc>
-        <w:tc>
-          <w:tcPr>
-            <w:tcW w:type="dxa" w:w="2880"/>
-          </w:tcPr>
-          <w:p>
-            <w:pPr>
-              <w:spacing w:before="0" w:after="20"/>
-            </w:pPr>
-            <w:r/>
-            <w:r>
-              <w:rPr>
-                <w:rFonts w:ascii="Arial" w:hAnsi="Arial" w:eastAsia="Arial" w:cs="Arial"/>
-                <w:b w:val="0"/>
-                <w:color w:val="000000"/>
-                <w:sz w:val="18"/>
-                <w:u w:val="none"/>
-              </w:rPr>
-              <w:t>Verify Selectable setting controls category visibility in item assignment</w:t>
-            </w:r>
-          </w:p>
-        </w:tc>
-      </w:tr>
-      <w:tr>
-        <w:tc>
-          <w:tcPr>
-            <w:tcW w:type="dxa" w:w="2880"/>
-          </w:tcPr>
-          <w:p>
-            <w:pPr>
-              <w:spacing w:before="0" w:after="20"/>
-            </w:pPr>
-            <w:r/>
-            <w:r>
-              <w:rPr>
-                <w:rFonts w:ascii="Arial" w:hAnsi="Arial" w:eastAsia="Arial" w:cs="Arial"/>
-                <w:b w:val="0"/>
-                <w:color w:val="000000"/>
-                <w:sz w:val="18"/>
-                <w:u w:val="none"/>
-              </w:rPr>
-              <w:t>Sales Mix Summary Report</w:t>
-            </w:r>
-          </w:p>
-        </w:tc>
-        <w:tc>
-          <w:tcPr>
-            <w:tcW w:type="dxa" w:w="2880"/>
-          </w:tcPr>
-          <w:p>
-            <w:pPr>
-              <w:spacing w:before="0" w:after="20"/>
-            </w:pPr>
-            <w:r/>
-            <w:r>
-              <w:rPr>
-                <w:rFonts w:ascii="Arial" w:hAnsi="Arial" w:eastAsia="Arial" w:cs="Arial"/>
-                <w:b w:val="0"/>
-                <w:color w:val="000000"/>
-                <w:sz w:val="18"/>
-                <w:u w:val="none"/>
-              </w:rPr>
-              <w:t>CUS0172</w:t>
-            </w:r>
-          </w:p>
-        </w:tc>
-        <w:tc>
-          <w:tcPr>
-            <w:tcW w:type="dxa" w:w="2880"/>
-          </w:tcPr>
-          <w:p>
-            <w:pPr>
-              <w:spacing w:before="0" w:after="20"/>
-            </w:pPr>
-            <w:r/>
-            <w:r>
-              <w:rPr>
-                <w:rFonts w:ascii="Arial" w:hAnsi="Arial" w:eastAsia="Arial" w:cs="Arial"/>
-                <w:b w:val="0"/>
-                <w:color w:val="000000"/>
-                <w:sz w:val="18"/>
-                <w:u w:val="none"/>
-              </w:rPr>
-              <w:t>Verify report reflects correct item department and category groupings</w:t>
-            </w:r>
-          </w:p>
-        </w:tc>
-      </w:tr>
-      <w:tr>
-        <w:tc>
-          <w:tcPr>
-            <w:tcW w:type="dxa" w:w="2880"/>
-          </w:tcPr>
-          <w:p>
-            <w:pPr>
-              <w:spacing w:before="0" w:after="20"/>
-            </w:pPr>
-            <w:r/>
-            <w:r>
-              <w:rPr>
-                <w:rFonts w:ascii="Arial" w:hAnsi="Arial" w:eastAsia="Arial" w:cs="Arial"/>
-                <w:b w:val="0"/>
-                <w:color w:val="000000"/>
-                <w:sz w:val="18"/>
-                <w:u w:val="none"/>
-              </w:rPr>
-              <w:t>Employee Itemized Sales Report</w:t>
-            </w:r>
-          </w:p>
-        </w:tc>
-        <w:tc>
-          <w:tcPr>
-            <w:tcW w:type="dxa" w:w="2880"/>
-          </w:tcPr>
-          <w:p>
-            <w:pPr>
-              <w:spacing w:before="0" w:after="20"/>
-            </w:pPr>
-            <w:r/>
-            <w:r>
-              <w:rPr>
-                <w:rFonts w:ascii="Arial" w:hAnsi="Arial" w:eastAsia="Arial" w:cs="Arial"/>
-                <w:b w:val="0"/>
-                <w:color w:val="000000"/>
-                <w:sz w:val="18"/>
-                <w:u w:val="none"/>
-              </w:rPr>
-              <w:t>CUS0168</w:t>
-            </w:r>
-          </w:p>
-        </w:tc>
-        <w:tc>
-          <w:tcPr>
-            <w:tcW w:type="dxa" w:w="2880"/>
-          </w:tcPr>
-          <w:p>
-            <w:pPr>
-              <w:spacing w:before="0" w:after="20"/>
-            </w:pPr>
-            <w:r/>
-            <w:r>
-              <w:rPr>
-                <w:rFonts w:ascii="Arial" w:hAnsi="Arial" w:eastAsia="Arial" w:cs="Arial"/>
-                <w:b w:val="0"/>
-                <w:color w:val="000000"/>
-                <w:sz w:val="18"/>
-                <w:u w:val="none"/>
-              </w:rPr>
-              <w:t>Verify report reflects correct department and category data</w:t>
-            </w:r>
-          </w:p>
-        </w:tc>
-      </w:tr>
-      <w:tr>
-        <w:tc>
-          <w:tcPr>
-            <w:tcW w:type="dxa" w:w="2880"/>
-          </w:tcPr>
-          <w:p>
-            <w:pPr>
-              <w:spacing w:before="0" w:after="20"/>
-            </w:pPr>
-            <w:r/>
-            <w:r>
-              <w:rPr>
-                <w:rFonts w:ascii="Arial" w:hAnsi="Arial" w:eastAsia="Arial" w:cs="Arial"/>
-                <w:b w:val="0"/>
-                <w:color w:val="000000"/>
-                <w:sz w:val="18"/>
-                <w:u w:val="none"/>
-              </w:rPr>
-              <w:t>Item Department Sales by Outlet</w:t>
-            </w:r>
-          </w:p>
-        </w:tc>
-        <w:tc>
-          <w:tcPr>
-            <w:tcW w:type="dxa" w:w="2880"/>
-          </w:tcPr>
-          <w:p>
-            <w:pPr>
-              <w:spacing w:before="0" w:after="20"/>
-            </w:pPr>
-            <w:r/>
-            <w:r>
-              <w:rPr>
-                <w:rFonts w:ascii="Arial" w:hAnsi="Arial" w:eastAsia="Arial" w:cs="Arial"/>
-                <w:b w:val="0"/>
-                <w:color w:val="000000"/>
-                <w:sz w:val="18"/>
-                <w:u w:val="none"/>
-              </w:rPr>
-              <w:t>POS0134</w:t>
-            </w:r>
-          </w:p>
-        </w:tc>
-        <w:tc>
-          <w:tcPr>
-            <w:tcW w:type="dxa" w:w="2880"/>
-          </w:tcPr>
-          <w:p>
-            <w:pPr>
-              <w:spacing w:before="0" w:after="20"/>
-            </w:pPr>
-            <w:r/>
-            <w:r>
-              <w:rPr>
-                <w:rFonts w:ascii="Arial" w:hAnsi="Arial" w:eastAsia="Arial" w:cs="Arial"/>
-                <w:b w:val="0"/>
-                <w:color w:val="000000"/>
-                <w:sz w:val="18"/>
-                <w:u w:val="none"/>
-              </w:rPr>
-              <w:t>Verify report reflects correct item department data</w:t>
-            </w:r>
-          </w:p>
-        </w:tc>
-      </w:tr>
-      <w:tr>
-        <w:tc>
-          <w:tcPr>
-            <w:tcW w:type="dxa" w:w="2880"/>
-          </w:tcPr>
-          <w:p>
-            <w:pPr>
-              <w:spacing w:before="0" w:after="20"/>
-            </w:pPr>
-            <w:r/>
-            <w:r>
-              <w:rPr>
-                <w:rFonts w:ascii="Arial" w:hAnsi="Arial" w:eastAsia="Arial" w:cs="Arial"/>
-                <w:b w:val="0"/>
-                <w:color w:val="000000"/>
-                <w:sz w:val="18"/>
-                <w:u w:val="none"/>
-              </w:rPr>
-              <w:t>Item Department Totals by Outlet</w:t>
-            </w:r>
-          </w:p>
-        </w:tc>
-        <w:tc>
-          <w:tcPr>
-            <w:tcW w:type="dxa" w:w="2880"/>
-          </w:tcPr>
-          <w:p>
-            <w:pPr>
-              <w:spacing w:before="0" w:after="20"/>
-            </w:pPr>
-            <w:r/>
-            <w:r>
-              <w:rPr>
-                <w:rFonts w:ascii="Arial" w:hAnsi="Arial" w:eastAsia="Arial" w:cs="Arial"/>
-                <w:b w:val="0"/>
-                <w:color w:val="000000"/>
-                <w:sz w:val="18"/>
-                <w:u w:val="none"/>
-              </w:rPr>
-              <w:t>POS0131</w:t>
-            </w:r>
-          </w:p>
-        </w:tc>
-        <w:tc>
-          <w:tcPr>
-            <w:tcW w:type="dxa" w:w="2880"/>
-          </w:tcPr>
-          <w:p>
-            <w:pPr>
-              <w:spacing w:before="0" w:after="20"/>
-            </w:pPr>
-            <w:r/>
-            <w:r>
-              <w:rPr>
-                <w:rFonts w:ascii="Arial" w:hAnsi="Arial" w:eastAsia="Arial" w:cs="Arial"/>
-                <w:b w:val="0"/>
-                <w:color w:val="000000"/>
-                <w:sz w:val="18"/>
-                <w:u w:val="none"/>
-              </w:rPr>
-              <w:t>Verify report reflects correct item department data</w:t>
-            </w:r>
-          </w:p>
-        </w:tc>
-      </w:tr>
-      <w:tr>
-        <w:tc>
-          <w:tcPr>
-            <w:tcW w:type="dxa" w:w="2880"/>
-          </w:tcPr>
-          <w:p>
-            <w:pPr>
-              <w:spacing w:before="0" w:after="20"/>
-            </w:pPr>
-            <w:r/>
-            <w:r>
-              <w:rPr>
-                <w:rFonts w:ascii="Arial" w:hAnsi="Arial" w:eastAsia="Arial" w:cs="Arial"/>
-                <w:b w:val="0"/>
-                <w:color w:val="000000"/>
-                <w:sz w:val="18"/>
-                <w:u w:val="none"/>
-              </w:rPr>
-              <w:t>Item Department By Period Report</w:t>
-            </w:r>
-          </w:p>
-        </w:tc>
-        <w:tc>
-          <w:tcPr>
-            <w:tcW w:type="dxa" w:w="2880"/>
-          </w:tcPr>
-          <w:p>
-            <w:pPr>
-              <w:spacing w:before="0" w:after="20"/>
-            </w:pPr>
-            <w:r/>
-            <w:r>
-              <w:rPr>
-                <w:rFonts w:ascii="Arial" w:hAnsi="Arial" w:eastAsia="Arial" w:cs="Arial"/>
-                <w:b w:val="0"/>
-                <w:color w:val="000000"/>
-                <w:sz w:val="18"/>
-                <w:u w:val="none"/>
-              </w:rPr>
-              <w:t>POS0118</w:t>
-            </w:r>
-          </w:p>
-        </w:tc>
-        <w:tc>
-          <w:tcPr>
-            <w:tcW w:type="dxa" w:w="2880"/>
-          </w:tcPr>
-          <w:p>
-            <w:pPr>
-              <w:spacing w:before="0" w:after="20"/>
-            </w:pPr>
-            <w:r/>
-            <w:r>
-              <w:rPr>
-                <w:rFonts w:ascii="Arial" w:hAnsi="Arial" w:eastAsia="Arial" w:cs="Arial"/>
-                <w:b w:val="0"/>
-                <w:color w:val="000000"/>
-                <w:sz w:val="18"/>
-                <w:u w:val="none"/>
-              </w:rPr>
-              <w:t>Verify report reflects correct item department data</w:t>
-            </w:r>
-          </w:p>
-        </w:tc>
-      </w:tr>
-    </w:tbl>
-    <w:p/>
     <w:sectPr>
       <w:pgSz w:w="12240" w:h="15840"/>
       <w:pgMar w:top="1440" w:right="1800" w:bottom="1440" w:left="1800" w:header="720" w:footer="720" w:gutter="0"/>
